--- a/submission/Manuscript_GenesGenomics.docx
+++ b/submission/Manuscript_GenesGenomics.docx
@@ -2050,7 +2050,7 @@
         <w:t xml:space="preserve">run_all.R</w:t>
       </w:r>
       <w:r>
-        <w:t xml:space="preserve">) and intermediate results are available from the corresponding author on reasonable request / [repository link to be inserted].</w:t>
+        <w:t xml:space="preserve">) and intermediate results are available at https://github.com/candicewu0515/HF-muscle-ageing-signature (made publicly accessible upon publication; available to reviewers on request).</w:t>
       </w:r>
     </w:p>
     <w:p>

--- a/submission/Manuscript_GenesGenomics.docx
+++ b/submission/Manuscript_GenesGenomics.docx
@@ -2050,7 +2050,7 @@
         <w:t xml:space="preserve">run_all.R</w:t>
       </w:r>
       <w:r>
-        <w:t xml:space="preserve">) and intermediate results are available at https://github.com/candicewu0515/HF-muscle-ageing-signature (made publicly accessible upon publication; available to reviewers on request).</w:t>
+        <w:t xml:space="preserve">) and intermediate results are publicly available at https://github.com/candicewu0515/HF-muscle-ageing-signature.</w:t>
       </w:r>
     </w:p>
     <w:p>

--- a/submission/Manuscript_GenesGenomics.docx
+++ b/submission/Manuscript_GenesGenomics.docx
@@ -38,33 +38,37 @@
           <w:b/>
           <w:bCs/>
         </w:rPr>
-        <w:t xml:space="preserve">Authors:</w:t>
-      </w:r>
-      <w:r>
-        <w:t xml:space="preserve"> </w:t>
-      </w:r>
-      <w:r>
-        <w:t xml:space="preserve">[Author One]¹, [Author Two]¹</w:t>
-      </w:r>
-      <w:r>
-        <w:br/>
-      </w:r>
+        <w:t xml:space="preserve">Author:</w:t>
+      </w:r>
+      <w:r>
+        <w:t xml:space="preserve"> </w:t>
+      </w:r>
+      <w:r>
+        <w:t xml:space="preserve">‹FULL NAME›</w:t>
+      </w:r>
+    </w:p>
+    <w:p>
+      <w:pPr>
+        <w:pStyle w:val="BodyText"/>
+      </w:pPr>
       <w:r>
         <w:rPr>
           <w:b/>
           <w:bCs/>
         </w:rPr>
-        <w:t xml:space="preserve">Affiliations:</w:t>
-      </w:r>
-      <w:r>
-        <w:t xml:space="preserve"> </w:t>
-      </w:r>
-      <w:r>
-        <w:t xml:space="preserve">¹[Department, Institution, City, Country]</w:t>
-      </w:r>
-      <w:r>
-        <w:br/>
-      </w:r>
+        <w:t xml:space="preserve">Affiliation:</w:t>
+      </w:r>
+      <w:r>
+        <w:t xml:space="preserve"> </w:t>
+      </w:r>
+      <w:r>
+        <w:t xml:space="preserve">‹Department, Institution, City, Country›</w:t>
+      </w:r>
+    </w:p>
+    <w:p>
+      <w:pPr>
+        <w:pStyle w:val="BodyText"/>
+      </w:pPr>
       <w:r>
         <w:rPr>
           <w:b/>
@@ -76,7 +80,7 @@
         <w:t xml:space="preserve"> </w:t>
       </w:r>
       <w:r>
-        <w:t xml:space="preserve">[Name], [Department, Institution, full postal address]; e-mail: candicewu0515@gmail.com; ORCID: [0000-0000-0000-0000]</w:t>
+        <w:t xml:space="preserve">‹Full Name›, ‹Department, Institution, full postal address›; e-mail: candicewu0515@gmail.com; ORCID: ‹0000-0000-0000-0000›</w:t>
       </w:r>
     </w:p>
     <w:p>
@@ -1467,19 +1471,19 @@
         <w:t xml:space="preserve"> </w:t>
       </w:r>
       <w:r>
-        <w:t xml:space="preserve">GSE1428 (Giresi et al. 2005) (description Older/Young), and GSE25941, GSE9103, GSE38718, GSE28392</w:t>
-      </w:r>
-      <w:r>
-        <w:t xml:space="preserve"> </w:t>
-      </w:r>
-      <w:r>
-        <w:t xml:space="preserve">(GSE25941, GSE9103, GSE38718, GSE28392) (Old/Young; baseline/sedentary samples for the exercise studies). Case =</w:t>
-      </w:r>
-      <w:r>
-        <w:t xml:space="preserve"> </w:t>
-      </w:r>
-      <w:r>
-        <w:t xml:space="preserve">failing/old, control = non-failing/young throughout.</w:t>
+        <w:t xml:space="preserve">GSE1428 (Giresi et al. 2005; description Older/Young), and GSE25941, GSE9103,</w:t>
+      </w:r>
+      <w:r>
+        <w:t xml:space="preserve"> </w:t>
+      </w:r>
+      <w:r>
+        <w:t xml:space="preserve">GSE38718 and GSE28392 (cited by accession; Old/Young, baseline/sedentary samples</w:t>
+      </w:r>
+      <w:r>
+        <w:t xml:space="preserve"> </w:t>
+      </w:r>
+      <w:r>
+        <w:t xml:space="preserve">for the exercise studies). Case = failing/old, control = non-failing/young throughout.</w:t>
       </w:r>
     </w:p>
     <w:p>
@@ -1993,7 +1997,7 @@
         <w:t xml:space="preserve"> </w:t>
       </w:r>
       <w:r>
-        <w:t xml:space="preserve">The authors declare no competing interests.</w:t>
+        <w:t xml:space="preserve">The author declares no competing interests.</w:t>
       </w:r>
     </w:p>
     <w:p>
@@ -2068,7 +2072,7 @@
         <w:t xml:space="preserve"> </w:t>
       </w:r>
       <w:r>
-        <w:t xml:space="preserve">[Author One] conceived and designed the study, performed the analyses and drafted the manuscript. [Author Two] contributed to interpretation and revision. All authors read and approved the final manuscript.</w:t>
+        <w:t xml:space="preserve">The sole author conceived and designed the study, performed all analyses, and wrote and approved the manuscript.</w:t>
       </w:r>
     </w:p>
     <w:p>
@@ -2086,7 +2090,7 @@
         <w:t xml:space="preserve"> </w:t>
       </w:r>
       <w:r>
-        <w:t xml:space="preserve">We thank the investigators who generated and deposited the public datasets used here.</w:t>
+        <w:t xml:space="preserve">The author thanks the investigators who generated and deposited the public datasets used here.</w:t>
       </w:r>
     </w:p>
     <w:p>

--- a/submission/Manuscript_GenesGenomics.docx
+++ b/submission/Manuscript_GenesGenomics.docx
@@ -44,7 +44,7 @@
         <w:t xml:space="preserve"> </w:t>
       </w:r>
       <w:r>
-        <w:t xml:space="preserve">‹FULL NAME›</w:t>
+        <w:t xml:space="preserve">Xia Wu¹*</w:t>
       </w:r>
     </w:p>
     <w:p>
@@ -62,7 +62,7 @@
         <w:t xml:space="preserve"> </w:t>
       </w:r>
       <w:r>
-        <w:t xml:space="preserve">‹Department, Institution, City, Country›</w:t>
+        <w:t xml:space="preserve">¹Department of Internal Medicine, Carver College of Medicine, University of Iowa, Iowa City, IA, USA</w:t>
       </w:r>
     </w:p>
     <w:p>
@@ -74,13 +74,13 @@
           <w:b/>
           <w:bCs/>
         </w:rPr>
-        <w:t xml:space="preserve">Corresponding author:</w:t>
-      </w:r>
-      <w:r>
-        <w:t xml:space="preserve"> </w:t>
-      </w:r>
-      <w:r>
-        <w:t xml:space="preserve">‹Full Name›, ‹Department, Institution, full postal address›; e-mail: candicewu0515@gmail.com; ORCID: ‹0000-0000-0000-0000›</w:t>
+        <w:t xml:space="preserve">Corresponding author (*):</w:t>
+      </w:r>
+      <w:r>
+        <w:t xml:space="preserve"> </w:t>
+      </w:r>
+      <w:r>
+        <w:t xml:space="preserve">Xia Wu, Department of Internal Medicine, Carver College of Medicine, University of Iowa, Iowa City, IA, USA; e-mail: xwu76@uiowa.edu; ORCID iD: 0009-0006-9852-812X</w:t>
       </w:r>
     </w:p>
     <w:p>
